--- a/PP-salygos/templates/TSD_LTEN_BPS.docx
+++ b/PP-salygos/templates/TSD_LTEN_BPS.docx
@@ -52450,7 +52450,7 @@
           <w:sz w:val="18"/>
           <w:szCs w:val="18"/>
         </w:rPr>
-        <w:t xml:space="preserve"> https://eimin.lrv.lt/lt/veiklos-sritys/verslo-aplinka/reglamentuojamu-profesiniu-kvalifikaciju-pripazinimas ir specialiuosius teisės aktus.</w:t>
+        <w:t xml:space="preserve"> https://eimin.lrv.lt/lt/veiklos-sritys/verslo-aplinka/zmogiskuju-istekliu-pletra/reglamentuojamu-profesiniu-kvalifikaciju-pripazinimas/ ir specialiuosius teisės aktus.</w:t>
       </w:r>
     </w:p>
   </w:footnote>

--- a/PP-salygos/templates/TSD_LTEN_BPS.docx
+++ b/PP-salygos/templates/TSD_LTEN_BPS.docx
@@ -4564,7 +4564,7 @@
                 <w:szCs w:val="20"/>
                 <w:lang w:val="en-GB"/>
               </w:rPr>
-              <w:t xml:space="preserve"> with the </w:t>
+              <w:t xml:space="preserve">with the </w:t>
             </w:r>
             <w:r>
               <w:rPr>
@@ -9427,7 +9427,7 @@
                 <w:szCs w:val="20"/>
                 <w:lang w:val="en-GB"/>
               </w:rPr>
-              <w:t xml:space="preserve">rocurement  which has not been notified by the </w:t>
+              <w:t xml:space="preserve">rocurement which has not been notified by the </w:t>
             </w:r>
             <w:r>
               <w:rPr>
@@ -10104,7 +10104,7 @@
                 <w:szCs w:val="20"/>
                 <w:lang w:val="en-GB"/>
               </w:rPr>
-              <w:t xml:space="preserve"> as well as the Preliminary Contract</w:t>
+              <w:t xml:space="preserve">as well as the Preliminary Contract</w:t>
             </w:r>
             <w:r>
               <w:rPr>
@@ -13282,7 +13282,7 @@
                 <w:sz w:val="20"/>
                 <w:szCs w:val="20"/>
               </w:rPr>
-              <w:t>Tiekėjas privalo prekes patiekti/paslaugas suteikti/darbus atlikti savo sąskaita,  rizika, priemonėmis ir lėšomis, įsigydamas licencijas, kitą įrangą bei medžiagas, reikalingas Pirkimo dokumentuose nurodytoms prekėms/paslaugoms/darbams.</w:t>
+              <w:t>Tiekėjas privalo prekes patiekti/paslaugas suteikti/darbus atlikti savo sąskaita, rizika, priemonėmis ir lėšomis, įsigydamas licencijas, kitą įrangą bei medžiagas, reikalingas Pirkimo dokumentuose nurodytoms prekėms/paslaugoms/darbams.</w:t>
             </w:r>
           </w:p>
         </w:tc>
@@ -14442,7 +14442,7 @@
                 <w:sz w:val="20"/>
                 <w:szCs w:val="20"/>
               </w:rPr>
-              <w:t xml:space="preserve"> REIKALAVIMAI, SUBTIEKIMAS, RĖMIMASIS KITŲ ŪKIO SUBJEKTŲ PAJĖGUMAIS, KVAZISUBTIEKĖJAI IR JUNGTINĖ VEIKLA</w:t>
+              <w:t xml:space="preserve">REIKALAVIMAI, SUBTIEKIMAS, RĖMIMASIS KITŲ ŪKIO SUBJEKTŲ PAJĖGUMAIS, KVAZISUBTIEKĖJAI IR JUNGTINĖ VEIKLA</w:t>
             </w:r>
             <w:bookmarkEnd w:id="36"/>
           </w:p>
@@ -15204,7 +15204,7 @@
                 <w:szCs w:val="20"/>
                 <w:lang w:val="en-US"/>
               </w:rPr>
-              <w:t xml:space="preserve"> in the course of the performance of the Contract.  At the time of submitting the </w:t>
+              <w:t xml:space="preserve"> in the course of the performance of the Contract. At the time of submitting the </w:t>
             </w:r>
             <w:r>
               <w:rPr>
@@ -15820,7 +15820,7 @@
                 <w:szCs w:val="20"/>
                 <w:lang w:val="en-US"/>
               </w:rPr>
-              <w:t xml:space="preserve">bject (will not directly provide part of the services, will not perform part of the works, will not directly contribute to the supply of goods, will not assume joint and several liability for the performance of the Contract or otherwise will not directly participate in the performance of the Contract), (for example, will be only renting the premises,  renting the equipment, etc.), the Supplier is not required to provide the ESPD or the documents </w:t>
+              <w:t xml:space="preserve">bject (will not directly provide part of the services, will not perform part of the works, will not directly contribute to the supply of goods, will not assume joint and several liability for the performance of the Contract or otherwise will not directly participate in the performance of the Contract), (for example, will be only renting the premises, renting the equipment, etc.), the Supplier is not required to provide the ESPD or the documents </w:t>
             </w:r>
             <w:r>
               <w:rPr>
@@ -18679,7 +18679,7 @@
                 <w:szCs w:val="20"/>
                 <w:lang w:val="en-US"/>
               </w:rPr>
-              <w:t xml:space="preserve"> such declaration must be certified by a competent legal or administrative authority, a notary or a competent professional or a commercial organization of  the  country of origin of the Supplier (economic entity on whose capacity the Supplier relies on and/or the </w:t>
+              <w:t xml:space="preserve"> such declaration must be certified by a competent legal or administrative authority, a notary or a competent professional or a commercial organization of the country of origin of the Supplier (economic entity on whose capacity the Supplier relies on and/or the </w:t>
             </w:r>
             <w:r>
               <w:rPr>
@@ -18848,7 +18848,7 @@
                 <w:lang w:val="en-US"/>
               </w:rPr>
               <w:lastRenderedPageBreak/>
-              <w:t xml:space="preserve">All the products  (materials used, equipment) supplied by the Supplier, the </w:t>
+              <w:t xml:space="preserve">All the products (materials used, equipment) supplied by the Supplier, the </w:t>
             </w:r>
             <w:r>
               <w:rPr>
@@ -18939,7 +18939,7 @@
                 <w:szCs w:val="20"/>
                 <w:lang w:val="en-US"/>
               </w:rPr>
-              <w:t xml:space="preserve"> from which imports </w:t>
+              <w:t xml:space="preserve">from which imports </w:t>
             </w:r>
             <w:r>
               <w:rPr>
@@ -18966,7 +18966,7 @@
                 <w:szCs w:val="20"/>
                 <w:lang w:val="en-US"/>
               </w:rPr>
-              <w:t>, the member or participant  of which is the Republic of Lithuania</w:t>
+              <w:t>, the member or participant of which is the Republic of Lithuania</w:t>
             </w:r>
             <w:r>
               <w:rPr>
@@ -19061,7 +19061,7 @@
                 <w:sz w:val="20"/>
                 <w:szCs w:val="20"/>
               </w:rPr>
-              <w:t xml:space="preserve">. Šie dokumentai turės būti pateikti iki Sutarties  vykdymo pradžios, </w:t>
+              <w:t xml:space="preserve">. Šie dokumentai turės būti pateikti iki Sutarties vykdymo pradžios, </w:t>
             </w:r>
             <w:r>
               <w:rPr>
@@ -21515,7 +21515,7 @@
                 <w:szCs w:val="20"/>
                 <w:lang w:val="en-GB"/>
               </w:rPr>
-              <w:t>The Contracting Entity has the right to extend the deadline for  Application</w:t>
+              <w:t>The Contracting Entity has the right to extend the deadline for Application</w:t>
             </w:r>
             <w:r>
               <w:rPr>
@@ -22707,7 +22707,7 @@
                 <w:szCs w:val="20"/>
                 <w:lang w:val="en-GB"/>
               </w:rPr>
-              <w:t xml:space="preserve"> to attend the meetings of the Commission as observers. Information on observers participating in the Procurement procedure shall be provided in the SPC.</w:t>
+              <w:t xml:space="preserve">to attend the meetings of the Commission as observers. Information on observers participating in the Procurement procedure shall be provided in the SPC.</w:t>
             </w:r>
           </w:p>
         </w:tc>
@@ -27666,7 +27666,7 @@
                 <w:sz w:val="20"/>
                 <w:szCs w:val="20"/>
               </w:rPr>
-              <w:t xml:space="preserve">darbo dienos, privalės nurodyti Pasiūlymo konfidencialią informaciją užpildant  </w:t>
+              <w:t xml:space="preserve">darbo dienos, privalės nurodyti Pasiūlymo konfidencialią informaciją užpildant </w:t>
             </w:r>
             <w:r>
               <w:rPr>
@@ -27684,7 +27684,7 @@
                 <w:sz w:val="20"/>
                 <w:szCs w:val="20"/>
               </w:rPr>
-              <w:t xml:space="preserve"> priedą „Konfidenciali informacija“ ir pateikti šios informacijos konfidencialumą patvirtinančius dokumentus.  PĮ 32 straipsnio 2 dalyje </w:t>
+              <w:t xml:space="preserve"> priedą „Konfidenciali informacija“ ir pateikti šios informacijos konfidencialumą patvirtinančius dokumentus. PĮ 32 straipsnio 2 dalyje </w:t>
             </w:r>
             <w:r>
               <w:rPr>
@@ -30695,7 +30695,7 @@
                 <w:sz w:val="20"/>
                 <w:szCs w:val="20"/>
               </w:rPr>
-              <w:t xml:space="preserve"> pakvietimus į Derybas. Tikslus Derybų laikas ir vieta nurodomi kvietime;</w:t>
+              <w:t xml:space="preserve">pakvietimus į Derybas. Tikslus Derybų laikas ir vieta nurodomi kvietime;</w:t>
             </w:r>
           </w:p>
         </w:tc>
@@ -33067,7 +33067,7 @@
                 <w:szCs w:val="20"/>
                 <w:lang w:val="en-GB"/>
               </w:rPr>
-              <w:t xml:space="preserve"> </w:t>
+              <w:t xml:space="preserve"/>
             </w:r>
             <w:r>
               <w:rPr>
@@ -33655,7 +33655,7 @@
                 <w:szCs w:val="20"/>
                 <w:lang w:val="en-US"/>
               </w:rPr>
-              <w:t xml:space="preserve"> Qualification</w:t>
+              <w:t xml:space="preserve">Qualification</w:t>
             </w:r>
             <w:r>
               <w:rPr>
@@ -35431,7 +35431,7 @@
                 <w:szCs w:val="20"/>
                 <w:lang w:val="en-GB"/>
               </w:rPr>
-              <w:t>when on the basis of the contract agreement, the circumstances defined in Article of  13 Part 4 (1) the Law on the Protection of Objects of Importance for Ensuring National Security of the Republic of Lithuania deem to arise</w:t>
+              <w:t>when on the basis of the contract agreement, the circumstances defined in Article of 13 Part 4 (1) the Law on the Protection of Objects of Importance for Ensuring National Security of the Republic of Lithuania deem to arise</w:t>
             </w:r>
             <w:r>
               <w:rPr>
@@ -35502,7 +35502,7 @@
                 <w:sz w:val="20"/>
                 <w:szCs w:val="20"/>
               </w:rPr>
-              <w:t xml:space="preserve">Tiekėjui, jo subtiekėjui, ūkio subjektams, kurių pajėgumais remiamasi, tiekėjo siūlomų prekių gamintojui ar juos kontroliuojantiems juridiniams ir (ar) fiziniams  asmenims yra taikomos Jungtinių Tautų saugumo tarybos, </w:t>
+              <w:t xml:space="preserve">Tiekėjui, jo subtiekėjui, ūkio subjektams, kurių pajėgumais remiamasi, tiekėjo siūlomų prekių gamintojui ar juos kontroliuojantiems juridiniams ir (ar) fiziniams asmenims yra taikomos Jungtinių Tautų saugumo tarybos, </w:t>
             </w:r>
             <w:r>
               <w:rPr>
@@ -36035,7 +36035,7 @@
                 <w:szCs w:val="20"/>
                 <w:lang w:val="en-GB"/>
               </w:rPr>
-              <w:t xml:space="preserve">Tender submitted by the Supplier shall be rejected and the Supplier shall be excluded from the Procurement procedure if  </w:t>
+              <w:t xml:space="preserve">Tender submitted by the Supplier shall be rejected and the Supplier shall be excluded from the Procurement procedure if </w:t>
             </w:r>
             <w:r>
               <w:rPr>
@@ -37223,7 +37223,7 @@
                 <w:sz w:val="20"/>
                 <w:szCs w:val="20"/>
               </w:rPr>
-              <w:t>iekėjo siūlomų prekių  gamintojas ar juos kontroliuojantys asmenys yra fiziniai asmenys, nuolat gyvenantys VPĮ 92 straipsnio 15 dalyje numatytame sąraše nurodytose valstybėse ar teritorijose arba turintys šių valstybių pilietybę;</w:t>
+              <w:t>iekėjo siūlomų prekių gamintojas ar juos kontroliuojantys asmenys yra fiziniai asmenys, nuolat gyvenantys VPĮ 92 straipsnio 15 dalyje numatytame sąraše nurodytose valstybėse ar teritorijose arba turintys šių valstybių pilietybę;</w:t>
             </w:r>
           </w:p>
         </w:tc>
@@ -37331,7 +37331,7 @@
                 <w:sz w:val="20"/>
                 <w:szCs w:val="20"/>
               </w:rPr>
-              <w:t>prekių  kilmė yra ar paslaugos teikiamos iš VPĮ 92 straipsnio 15 dalyje numatytame sąraše nurodytų valstybių ar teritorijų;</w:t>
+              <w:t>prekių kilmė yra ar paslaugos teikiamos iš VPĮ 92 straipsnio 15 dalyje numatytame sąraše nurodytų valstybių ar teritorijų;</w:t>
             </w:r>
           </w:p>
         </w:tc>
@@ -37365,7 +37365,7 @@
                 <w:szCs w:val="20"/>
                 <w:lang w:val="en-GB"/>
               </w:rPr>
-              <w:t>the goods  originate or the services are provided from countries or territories included in the list provided for in Article 92 (15) of the LPP;</w:t>
+              <w:t>the goods originate or the services are provided from countries or territories included in the list provided for in Article 92 (15) of the LPP;</w:t>
             </w:r>
           </w:p>
         </w:tc>
@@ -38499,7 +38499,7 @@
                 <w:szCs w:val="20"/>
                 <w:lang w:val="en-GB"/>
               </w:rPr>
-              <w:t>.10.3. participate in  the Procurement as subcontractors, suppliers or economic operators whose capacities the Supplier relies on in cases of participation of over 10 % of the contract value.</w:t>
+              <w:t>.10.3. participate in the Procurement as subcontractors, suppliers or economic operators whose capacities the Supplier relies on in cases of participation of over 10 % of the contract value.</w:t>
             </w:r>
           </w:p>
         </w:tc>
@@ -42588,7 +42588,7 @@
                 <w:sz w:val="20"/>
                 <w:szCs w:val="20"/>
               </w:rPr>
-              <w:t xml:space="preserve">, Perkantysis subjektas turi galimybę susigrąžinti PVM mokestį, pasiūlymai bus vertinami skaičiuojant kainą be PVM.  Jei, vadovaujantis Lietuvos Respublikos pridėtinės vertės mokesčio įstatymu ir Lietuvos Respublikos pelno mokesčio įstatymu, Perkantysis subjektas galimybės susigrąžinti PVM mokestį neturi, pasiūlymai bus vertinami skaičiuojant kainą su PVM. </w:t>
+              <w:t xml:space="preserve">, Perkantysis subjektas turi galimybę susigrąžinti PVM mokestį, pasiūlymai bus vertinami skaičiuojant kainą be PVM. Jei, vadovaujantis Lietuvos Respublikos pridėtinės vertės mokesčio įstatymu ir Lietuvos Respublikos pelno mokesčio įstatymu, Perkantysis subjektas galimybės susigrąžinti PVM mokestį neturi, pasiūlymai bus vertinami skaičiuojant kainą su PVM. </w:t>
             </w:r>
           </w:p>
         </w:tc>
@@ -42622,7 +42622,7 @@
                 <w:szCs w:val="20"/>
                 <w:lang w:val="en-GB"/>
               </w:rPr>
-              <w:t>When evaluating the price of the Tender, the Contracting Entity will take into account the final amount of funds spent on the Procurement, including the tax obligations (or rights) it acquires as a result of entering into a contract with the winner of the Procurement. If, in accordance with the Law on Value Added Tax  of the Republic of Lithuania</w:t>
+              <w:t>When evaluating the price of the Tender, the Contracting Entity will take into account the final amount of funds spent on the Procurement, including the tax obligations (or rights) it acquires as a result of entering into a contract with the winner of the Procurement. If, in accordance with the Law on Value Added Tax of the Republic of Lithuania</w:t>
             </w:r>
             <w:r>
               <w:rPr>
@@ -42859,7 +42859,7 @@
                 <w:sz w:val="20"/>
                 <w:szCs w:val="20"/>
               </w:rPr>
-              <w:t xml:space="preserve"> arba Galutinį pasiūlymą pateikė tik vienas Tiekėjas</w:t>
+              <w:t xml:space="preserve">arba Galutinį pasiūlymą pateikė tik vienas Tiekėjas</w:t>
             </w:r>
             <w:r>
               <w:rPr>
@@ -45042,7 +45042,7 @@
                 <w:sz w:val="20"/>
                 <w:szCs w:val="20"/>
               </w:rPr>
-              <w:t xml:space="preserve"> </w:t>
+              <w:t xml:space="preserve"/>
             </w:r>
             <w:r>
               <w:rPr>
@@ -46027,7 +46027,7 @@
                 <w:szCs w:val="20"/>
                 <w:lang w:val="en-GB"/>
               </w:rPr>
-              <w:t xml:space="preserve"> Final </w:t>
+              <w:t xml:space="preserve">Final </w:t>
             </w:r>
             <w:r>
               <w:rPr>
@@ -47156,7 +47156,7 @@
                 <w:sz w:val="20"/>
                 <w:szCs w:val="20"/>
               </w:rPr>
-              <w:t xml:space="preserve"> elektroninėmis priemonėmis</w:t>
+              <w:t xml:space="preserve">elektroninėmis priemonėmis</w:t>
             </w:r>
             <w:r>
               <w:rPr>
@@ -51154,7 +51154,7 @@
                 <w:sz w:val="20"/>
                 <w:szCs w:val="20"/>
               </w:rPr>
-              <w:t>Sutarties  vertė viršija 10 procentų praėjusių finansinių metų metinių Perkančiojo subjekto pajamų;</w:t>
+              <w:t>Sutarties vertė viršija 10 procentų praėjusių finansinių metų metinių Perkančiojo subjekto pajamų;</w:t>
             </w:r>
           </w:p>
         </w:tc>
@@ -51241,7 +51241,7 @@
                 <w:sz w:val="20"/>
                 <w:szCs w:val="20"/>
               </w:rPr>
-              <w:t xml:space="preserve">Pirkimo metu bus keliami reikalavimai dėl Tiekėjų, Subtiekėjų, Ūkio subjektų, kurių pajėgumais remiamasi,  Kvazisubtiekėjų, prekių, paslaugų ar darbų atitikties nacionalinio saugumo interesams; </w:t>
+              <w:t xml:space="preserve">Pirkimo metu bus keliami reikalavimai dėl Tiekėjų, Subtiekėjų, Ūkio subjektų, kurių pajėgumais remiamasi, Kvazisubtiekėjų, prekių, paslaugų ar darbų atitikties nacionalinio saugumo interesams; </w:t>
             </w:r>
           </w:p>
         </w:tc>
@@ -51328,7 +51328,7 @@
                 <w:sz w:val="20"/>
                 <w:szCs w:val="20"/>
               </w:rPr>
-              <w:t xml:space="preserve">Tiekėjui, Subtiekėjams, Ūkio subjektams, kurių pajėgumais remiamasi, bus suteikiama teisė aptarnauti, gauti prieigą ar kitaip susipažinti su ypatingos svarbos informacinės infrastruktūros valdytojo ar Perkančiojo subjekto  saugumo planuose ar kituose ypatingos svarbos informacinės infrastruktūros valdytojo ar Perkančiojo subjekto  vidaus dokumentuose nustatytomis ryšių ir informacinėmis sistemomis (ar jų dalimis), kurios yra reikšmingos  ypatingos svarbos informacinės infrastruktūros valdytojo ar Perkančiojo subjekto  veiklai, šių ryšių ir informacinių sistemų (ar jų dalių) technologijomis, duomenų bazėmis ar jose esamais duomenimis arba kai yra rizika, kad prie tokių ryšių ir informacinių sistemų (jų dalių) gali gauti </w:t>
+              <w:t xml:space="preserve">Tiekėjui, Subtiekėjams, Ūkio subjektams, kurių pajėgumais remiamasi, bus suteikiama teisė aptarnauti, gauti prieigą ar kitaip susipažinti su ypatingos svarbos informacinės infrastruktūros valdytojo ar Perkančiojo subjekto saugumo planuose ar kituose ypatingos svarbos informacinės infrastruktūros valdytojo ar Perkančiojo subjekto vidaus dokumentuose nustatytomis ryšių ir informacinėmis sistemomis (ar jų dalimis), kurios yra reikšmingos ypatingos svarbos informacinės infrastruktūros valdytojo ar Perkančiojo subjekto veiklai, šių ryšių ir informacinių sistemų (ar jų dalių) technologijomis, duomenų bazėmis ar jose esamais duomenimis arba kai yra rizika, kad prie tokių ryšių ir informacinių sistemų (jų dalių) gali gauti </w:t>
             </w:r>
             <w:r>
               <w:rPr>
@@ -51923,7 +51923,7 @@
                 <w:szCs w:val="20"/>
                 <w:lang w:val="en-GB"/>
               </w:rPr>
-              <w:t>If the Supplier  provides incomplete, inaccurate or false documents or data required for the verification of compliance with the interests of national security, the contracting entity will have the right to ask for these documents or data to be clarified, supplemented or explained within a reasonable time limit established by it. Other competent authorities also have the right to request the Supplier to provide these documents or data.</w:t>
+              <w:t>If the Supplier provides incomplete, inaccurate or false documents or data required for the verification of compliance with the interests of national security, the contracting entity will have the right to ask for these documents or data to be clarified, supplemented or explained within a reasonable time limit established by it. Other competent authorities also have the right to request the Supplier to provide these documents or data.</w:t>
             </w:r>
           </w:p>
         </w:tc>
@@ -52002,7 +52002,7 @@
                 <w:sz w:val="20"/>
                 <w:szCs w:val="20"/>
               </w:rPr>
-              <w:t>, negalės būti pripažįstamas Pirkimą Laimėjusiu Tiekėju ir jo Pasiūlymas bus atmestas  vadovaujantis BPS 14.7.1</w:t>
+              <w:t>, negalės būti pripažįstamas Pirkimą Laimėjusiu Tiekėju ir jo Pasiūlymas bus atmestas vadovaujantis BPS 14.7.1</w:t>
             </w:r>
             <w:r>
               <w:rPr>

--- a/PP-salygos/templates/TSD_LTEN_BPS.docx
+++ b/PP-salygos/templates/TSD_LTEN_BPS.docx
@@ -5844,7 +5844,7 @@
                 <w:szCs w:val="20"/>
                 <w:lang w:val="en-GB"/>
               </w:rPr>
-              <w:t>relies on</w:t>
+              <w:t>relies</w:t>
             </w:r>
             <w:r>
               <w:rPr>
@@ -9126,7 +9126,7 @@
                 <w:szCs w:val="20"/>
                 <w:lang w:val="en-GB"/>
               </w:rPr>
-              <w:t xml:space="preserve">on whose qualification the Supplier does not rely on to meet the qualification requirements </w:t>
+              <w:t xml:space="preserve">on whose qualification the Supplier does not rely to meet the qualification requirements </w:t>
             </w:r>
             <w:r>
               <w:rPr>
@@ -10638,7 +10638,7 @@
                 <w:szCs w:val="20"/>
                 <w:lang w:val="en-GB"/>
               </w:rPr>
-              <w:t xml:space="preserve">on whose qualification the Supplier relies on to meet the qualification requirements, </w:t>
+              <w:t xml:space="preserve">on whose qualification the Supplier relies to meet the qualification requirements, </w:t>
             </w:r>
             <w:r>
               <w:rPr>
@@ -16154,7 +16154,7 @@
                 <w:szCs w:val="20"/>
                 <w:lang w:val="en-US"/>
               </w:rPr>
-              <w:t xml:space="preserve"> and indicated as the economic entity on whose capacity the Supplier intends to rely on;</w:t>
+              <w:t xml:space="preserve"> and indicated as the economic entity on whose capacity the Supplier intends to rely;</w:t>
             </w:r>
           </w:p>
         </w:tc>
@@ -18643,7 +18643,7 @@
                 <w:szCs w:val="20"/>
                 <w:lang w:val="en-US"/>
               </w:rPr>
-              <w:t xml:space="preserve">ath may be submitted, or an official declaration of the Supplier (the economic entities on whose entities the Supplier relies on, and/or the </w:t>
+              <w:t xml:space="preserve">ath may be submitted, or an official declaration of the Supplier (the economic entities on whose capacities the Supplier relies, and/or the </w:t>
             </w:r>
             <w:r>
               <w:rPr>
@@ -18679,7 +18679,7 @@
                 <w:szCs w:val="20"/>
                 <w:lang w:val="en-US"/>
               </w:rPr>
-              <w:t xml:space="preserve"> such declaration must be certified by a competent legal or administrative authority, a notary or a competent professional or a commercial organization of the country of origin of the Supplier (economic entity on whose capacity the Supplier relies on and/or the </w:t>
+              <w:t xml:space="preserve"> such declaration must be certified by a competent legal or administrative authority, a notary or a competent professional or a commercial organization of the country of origin of the Supplier (economic entity on whose capacity the Supplier relies and/or the </w:t>
             </w:r>
             <w:r>
               <w:rPr>
@@ -19111,7 +19111,7 @@
                 <w:szCs w:val="20"/>
                 <w:lang w:val="en-US"/>
               </w:rPr>
-              <w:t xml:space="preserve">The qualification as required for the Suppliers, the economic entities on whose capacities the Supplier relies on, also for the </w:t>
+              <w:t xml:space="preserve">The qualification as required for the Suppliers, the economic entities on whose capacities the Supplier relies, also for the </w:t>
             </w:r>
             <w:r>
               <w:rPr>
@@ -23726,7 +23726,7 @@
                 <w:lang w:val="en-GB"/>
               </w:rPr>
               <w:lastRenderedPageBreak/>
-              <w:t>a member of the Supplier group, the economic entity on whose capacities the Supplier relies on, the quasi sub-contractor, a natural person is not a permanent resident or has a citizenship) in a member state of the European Union, North Atlantic in a Member State of the contracting organization or in a third country which is a signatory to the international agreements referred to in Article 29 (4) of the LP (this ground for rejection applies only where such a requirement is imposed on the SPC);</w:t>
+              <w:t>a member of the Supplier group, the economic entity on whose capacities the Supplier relies, the quasi sub-contractor, a natural person is not a permanent resident or has a citizenship) in a member state of the European Union, North Atlantic in a Member State of the contracting organization or in a third country which is a signatory to the international agreements referred to in Article 29 (4) of the LP (this ground for rejection applies only where such a requirement is imposed on the SPC);</w:t>
             </w:r>
           </w:p>
         </w:tc>
@@ -34058,7 +34058,7 @@
                 <w:szCs w:val="20"/>
                 <w:lang w:val="en-GB"/>
               </w:rPr>
-              <w:t>The Supplier, the Sub-supplier, a member of the Supplier group or the entity whose capacity is relied on is not registered (or the Supplier, the Sub-supplier, a member of the Supplier group, the economic entity on whose capacities the Supplier relies on, the quasi sub-contractor, a natural person is not a permanent resident or has a citizenship) in a member state of the European Union, North Atlantic in a Member State of the contracting organization or in a third country which is a signatory to the international agreements referred to in Article 29 (4) of the LP (this ground for rejection applies only where such a requirement is imposed on the SPC);</w:t>
+              <w:t>The Supplier, the Sub-supplier, a member of the Supplier group or the entity whose capacity is relied on is not registered (or the Supplier, the Sub-supplier, a member of the Supplier group, the economic entity on whose capacities the Supplier relies, the quasi sub-contractor, a natural person is not a permanent resident or has a citizenship) in a member state of the European Union, North Atlantic in a Member State of the contracting organization or in a third country which is a signatory to the international agreements referred to in Article 29 (4) of the LP (this ground for rejection applies only where such a requirement is imposed on the SPC);</w:t>
             </w:r>
           </w:p>
         </w:tc>

--- a/PP-salygos/templates/TSD_LTEN_BPS.docx
+++ b/PP-salygos/templates/TSD_LTEN_BPS.docx
@@ -23627,7 +23627,7 @@
                 <w:sz w:val="20"/>
                 <w:szCs w:val="20"/>
               </w:rPr>
-              <w:t xml:space="preserve">Jeigu Tiekėjas, Subtiekėjas, Ūkio subjektas, kurio pajėgumais remiamasi, arba Tiekėjų grupės narys nėra registruotas (Tiekėjas, Subtiekėjas, Ūkio </w:t>
+              <w:t xml:space="preserve">Jeigu Tiekėjas, Subtiekėjas, Ūkio subjektas, kurio pajėgumais remiamasi, arba Tiekėjų grupės narys nėra registruotas (jeigu Tiekėjas, Subtiekėjas, Ūkio subjektas, kurio pajėgumais remiamasi, Tiekėjų grupės narys ar Kvazisubtiekėjas yra fizinis asmuo – nuolat gyvenantis ar turintis pilietybę</w:t>
             </w:r>
             <w:r>
               <w:rPr>
@@ -23636,15 +23636,15 @@
                 <w:szCs w:val="20"/>
               </w:rPr>
               <w:lastRenderedPageBreak/>
-              <w:t>subjektas, kurio pajėgumais remiamasi, Tiekėjų grupės narys, Kvazisubtiekėjas, kuris yra fizinis asmuo – nuolat gyvenantis</w:t>
-            </w:r>
-            <w:r>
-              <w:rPr>
-                <w:rFonts w:ascii="Arial" w:hAnsi="Arial" w:cs="Arial"/>
-                <w:sz w:val="20"/>
-                <w:szCs w:val="20"/>
-              </w:rPr>
-              <w:t xml:space="preserve"> ar turintis pilietybę</w:t>
+              <w:t/>
+            </w:r>
+            <w:r>
+              <w:rPr>
+                <w:rFonts w:ascii="Arial" w:hAnsi="Arial" w:cs="Arial"/>
+                <w:sz w:val="20"/>
+                <w:szCs w:val="20"/>
+              </w:rPr>
+              <w:t xml:space="preserve"/>
             </w:r>
             <w:r>
               <w:rPr>
@@ -33977,15 +33977,15 @@
                 <w:sz w:val="20"/>
                 <w:szCs w:val="20"/>
               </w:rPr>
-              <w:t>Jeigu Tiekėjas, Subtiekėjas, Ūkio subjektas, kurio pajėgumais remiamasi, arba Tiekėjų grupės narys nėra registruotas (Tiekėjas, Subtiekėjas, Ūkio subjektas, kurio pajėgumais remiamasi, Tiekėjų grupės narys, Kvazisubtiekėjas, kuris yra fizinis asmuo – nuolat gyvenantis</w:t>
-            </w:r>
-            <w:r>
-              <w:rPr>
-                <w:rFonts w:ascii="Arial" w:hAnsi="Arial" w:cs="Arial"/>
-                <w:sz w:val="20"/>
-                <w:szCs w:val="20"/>
-              </w:rPr>
-              <w:t xml:space="preserve"> ar turintis pilietybę</w:t>
+              <w:t>Jeigu Tiekėjas, Subtiekėjas, Ūkio subjektas, kurio pajėgumais remiamasi, arba Tiekėjų grupės narys nėra registruotas (jeigu Tiekėjas, Subtiekėjas, Ūkio subjektas, kurio pajėgumais remiamasi, Tiekėjų grupės narys ar Kvazisubtiekėjas yra fizinis asmuo – nuolat gyvenantis ar turintis pilietybę</w:t>
+            </w:r>
+            <w:r>
+              <w:rPr>
+                <w:rFonts w:ascii="Arial" w:hAnsi="Arial" w:cs="Arial"/>
+                <w:sz w:val="20"/>
+                <w:szCs w:val="20"/>
+              </w:rPr>
+              <w:t xml:space="preserve"/>
             </w:r>
             <w:r>
               <w:rPr>
@@ -34977,7 +34977,7 @@
                 <w:sz w:val="20"/>
                 <w:szCs w:val="20"/>
               </w:rPr>
-              <w:t xml:space="preserve">Pasiūlymą pateikęs Tiekėjas, Perkančiojo subjekto ir/ar kompetentingų institucijų prašymu nepateikė BPS </w:t>
+              <w:t xml:space="preserve">Pasiūlymą pateikęs Tiekėjas Perkančiojo subjekto ir/ar kompetentingų institucijų prašymu nepateikė BPS </w:t>
             </w:r>
             <w:r>
               <w:rPr>
@@ -35512,7 +35512,7 @@
                 <w:szCs w:val="20"/>
               </w:rPr>
               <w:lastRenderedPageBreak/>
-              <w:t>Europos Sąjungos, kitų tarptautinių organizacijų, kurių narė yra arba kuriose dalyvauja Lietuvos Respublika bei Jungtinių Amerikos Valstijų sankcijos (ribojamosios priemonės).</w:t>
+              <w:t>Europos Sąjungos, kitų tarptautinių organizacijų, kurių narė yra arba kuriose dalyvauja Lietuvos Respublika, bei Jungtinių Amerikos Valstijų sankcijos (ribojamosios priemonės).</w:t>
             </w:r>
           </w:p>
         </w:tc>

--- a/PP-salygos/templates/TSD_LTEN_BPS.docx
+++ b/PP-salygos/templates/TSD_LTEN_BPS.docx
@@ -49610,7 +49610,7 @@
                 <w:szCs w:val="20"/>
                 <w:lang w:val="en-GB"/>
               </w:rPr>
-              <w:t xml:space="preserve"> conditions, if such request is received no later than 6 days before the deadline for submission of Applications or Tenders. The Contracting Entity will respond to such requests no later than 4 days before the deadline for submission of Applications or Tenders (depending on the Procurement stage, i.e. pending Applications or Tenders). The application must be submitted by means of CPP IS.</w:t>
+              <w:t xml:space="preserve"> conditions, if such request is received no later than 6 days before the deadline for submission of Applications or Tenders. The Contracting Entity will respond to such requests no later than 4 days before the deadline for submission of Applications or Tenders (depending on the Procurement stage, i.e. pending Applications or Tenders). The request must be submitted by means of CPP IS.</w:t>
             </w:r>
           </w:p>
         </w:tc>
@@ -49718,7 +49718,7 @@
                 <w:lang w:val="en-GB"/>
               </w:rPr>
               <w:lastRenderedPageBreak/>
-              <w:t>the Procurement, i.e. pending Applications or Tenders). The application must be submitted by means of CPP IS.</w:t>
+              <w:t>the Procurement, i.e. pending Applications or Tenders). The request must be submitted by means of CPP IS.</w:t>
             </w:r>
           </w:p>
         </w:tc>
